--- a/black-friday-robson-cardenas/Estrategia-Black-Friday-v3-RESUMO.docx
+++ b/black-friday-robson-cardenas/Estrategia-Black-Friday-v3-RESUMO.docx
@@ -597,14 +597,14 @@
           <w:sz w:val="20"/>
           <w:szCs w:val="20"/>
         </w:rPr>
-        <w:t xml:space="preserve">Order bump no checkout:</w:t>
-      </w:r>
-      <w:r>
-        <w:rPr>
-          <w:sz w:val="20"/>
-          <w:szCs w:val="20"/>
-        </w:rPr>
-        <w:t xml:space="preserve"> Grupo VIP · + R$ 97</w:t>
+        <w:t xml:space="preserve">Sem order bump.</w:t>
+      </w:r>
+      <w:r>
+        <w:rPr>
+          <w:sz w:val="20"/>
+          <w:szCs w:val="20"/>
+        </w:rPr>
+        <w:t xml:space="preserve"> Um preço, sem caixinha no checkout.</w:t>
       </w:r>
     </w:p>
     <w:p>
@@ -902,7 +902,7 @@
                 <w:sz w:val="18"/>
                 <w:szCs w:val="18"/>
               </w:rPr>
-              <w:t xml:space="preserve"> — mesmo preço, com o Grupo VIP incluído</w:t>
+              <w:t xml:space="preserve"> — mesmo preço, com uma sessão exclusiva ao vivo</w:t>
             </w:r>
           </w:p>
         </w:tc>
@@ -3984,7 +3984,7 @@
                 <w:sz w:val="18"/>
                 <w:szCs w:val="18"/>
               </w:rPr>
-              <w:t xml:space="preserve">Checkout + order bump do VIP · 2ª BM e 2º número de API · grupos · automações</w:t>
+              <w:t xml:space="preserve">Checkout (sem order bump) · 2ª BM e 2º número de API · grupos · automações</w:t>
             </w:r>
           </w:p>
         </w:tc>
@@ -4449,7 +4449,7 @@
                 <w:sz w:val="18"/>
                 <w:szCs w:val="18"/>
               </w:rPr>
-              <w:t xml:space="preserve">~R$ 1.026</w:t>
+              <w:t xml:space="preserve">R$ 997 (não aluno) · R$ 697 (aluno)</w:t>
             </w:r>
           </w:p>
         </w:tc>
@@ -4543,7 +4543,7 @@
           <w:sz w:val="20"/>
           <w:szCs w:val="20"/>
         </w:rPr>
-        <w:t xml:space="preserve"> conservador R$ 61.560 · </w:t>
+        <w:t xml:space="preserve"> conservador R$ 59.820 · </w:t>
       </w:r>
       <w:r>
         <w:rPr>
@@ -4552,14 +4552,14 @@
           <w:sz w:val="20"/>
           <w:szCs w:val="20"/>
         </w:rPr>
-        <w:t xml:space="preserve">base R$ 102.600</w:t>
-      </w:r>
-      <w:r>
-        <w:rPr>
-          <w:sz w:val="20"/>
-          <w:szCs w:val="20"/>
-        </w:rPr>
-        <w:t xml:space="preserve"> · bom R$ 138.510. A Black de alunos entra por cima (~R$ 41.820 só do PHI).</w:t>
+        <w:t xml:space="preserve">base R$ 99.700</w:t>
+      </w:r>
+      <w:r>
+        <w:rPr>
+          <w:sz w:val="20"/>
+          <w:szCs w:val="20"/>
+        </w:rPr>
+        <w:t xml:space="preserve"> · bom R$ 134.595. A Black de alunos entra por cima (~R$ 41.820 só do PHI).</w:t>
       </w:r>
     </w:p>
     <w:p>
@@ -4793,7 +4793,7 @@
                 <w:sz w:val="18"/>
                 <w:szCs w:val="18"/>
               </w:rPr>
-              <w:t xml:space="preserve">Grupo VIP incluído</w:t>
+              <w:t xml:space="preserve">Aula ao vivo extra em grupo com o Robson</w:t>
             </w:r>
           </w:p>
         </w:tc>
@@ -4824,33 +4824,33 @@
                 <w:sz w:val="18"/>
                 <w:szCs w:val="18"/>
               </w:rPr>
-              <w:t xml:space="preserve">50 primeiros</w:t>
-            </w:r>
-          </w:p>
-        </w:tc>
-        <w:tc>
-          <w:tcPr>
-            <w:tcW w:type="dxa" w:w="4500"/>
-            <w:tcMar>
-              <w:top w:type="dxa" w:w="80"/>
-              <w:left w:type="dxa" w:w="120"/>
-              <w:bottom w:type="dxa" w:w="80"/>
-              <w:right w:type="dxa" w:w="120"/>
-            </w:tcMar>
-          </w:tcPr>
-          <w:p>
-            <w:pPr>
-              <w:spacing w:after="0" w:before="0"/>
-            </w:pPr>
-            <w:r>
-              <w:rPr>
-                <w:b w:val="false"/>
-                <w:bCs w:val="false"/>
-                <w:color w:val="1C191A"/>
-                <w:sz w:val="18"/>
-                <w:szCs w:val="18"/>
-              </w:rPr>
-              <w:t xml:space="preserve">Aula ao vivo extra em grupo com o Robson</w:t>
+              <w:t xml:space="preserve">Quem está ao vivo</w:t>
+            </w:r>
+          </w:p>
+        </w:tc>
+        <w:tc>
+          <w:tcPr>
+            <w:tcW w:type="dxa" w:w="4500"/>
+            <w:tcMar>
+              <w:top w:type="dxa" w:w="80"/>
+              <w:left w:type="dxa" w:w="120"/>
+              <w:bottom w:type="dxa" w:w="80"/>
+              <w:right w:type="dxa" w:w="120"/>
+            </w:tcMar>
+          </w:tcPr>
+          <w:p>
+            <w:pPr>
+              <w:spacing w:after="0" w:before="0"/>
+            </w:pPr>
+            <w:r>
+              <w:rPr>
+                <w:b w:val="false"/>
+                <w:bCs w:val="false"/>
+                <w:color w:val="1C191A"/>
+                <w:sz w:val="18"/>
+                <w:szCs w:val="18"/>
+              </w:rPr>
+              <w:t xml:space="preserve">Bônus anunciado só na live</w:t>
             </w:r>
           </w:p>
         </w:tc>
@@ -4881,63 +4881,6 @@
                 <w:sz w:val="18"/>
                 <w:szCs w:val="18"/>
               </w:rPr>
-              <w:t xml:space="preserve">Quem está ao vivo</w:t>
-            </w:r>
-          </w:p>
-        </w:tc>
-        <w:tc>
-          <w:tcPr>
-            <w:tcW w:type="dxa" w:w="4500"/>
-            <w:tcMar>
-              <w:top w:type="dxa" w:w="80"/>
-              <w:left w:type="dxa" w:w="120"/>
-              <w:bottom w:type="dxa" w:w="80"/>
-              <w:right w:type="dxa" w:w="120"/>
-            </w:tcMar>
-          </w:tcPr>
-          <w:p>
-            <w:pPr>
-              <w:spacing w:after="0" w:before="0"/>
-            </w:pPr>
-            <w:r>
-              <w:rPr>
-                <w:b w:val="false"/>
-                <w:bCs w:val="false"/>
-                <w:color w:val="1C191A"/>
-                <w:sz w:val="18"/>
-                <w:szCs w:val="18"/>
-              </w:rPr>
-              <w:t xml:space="preserve">Bônus anunciado só na live</w:t>
-            </w:r>
-          </w:p>
-        </w:tc>
-      </w:tr>
-      <w:tr>
-        <w:trPr>
-          <w:tblHeader w:val="false"/>
-        </w:trPr>
-        <w:tc>
-          <w:tcPr>
-            <w:tcW w:type="dxa" w:w="4500"/>
-            <w:tcMar>
-              <w:top w:type="dxa" w:w="80"/>
-              <w:left w:type="dxa" w:w="120"/>
-              <w:bottom w:type="dxa" w:w="80"/>
-              <w:right w:type="dxa" w:w="120"/>
-            </w:tcMar>
-          </w:tcPr>
-          <w:p>
-            <w:pPr>
-              <w:spacing w:after="0" w:before="0"/>
-            </w:pPr>
-            <w:r>
-              <w:rPr>
-                <w:b w:val="false"/>
-                <w:bCs w:val="false"/>
-                <w:color w:val="1C191A"/>
-                <w:sz w:val="18"/>
-                <w:szCs w:val="18"/>
-              </w:rPr>
               <w:t xml:space="preserve">Até 23h59 do dia 1</w:t>
             </w:r>
           </w:p>
@@ -4964,7 +4907,7 @@
                 <w:sz w:val="18"/>
                 <w:szCs w:val="18"/>
               </w:rPr>
-              <w:t xml:space="preserve">Sessão de boas-vindas ao vivo</w:t>
+              <w:t xml:space="preserve">Sessão de boas-vindas ao vivo — como navegar o acervo e por onde começar</w:t>
             </w:r>
           </w:p>
         </w:tc>
@@ -4980,6 +4923,19 @@
           <w:szCs w:val="8"/>
         </w:rPr>
         <w:t xml:space="preserve"/>
+      </w:r>
+    </w:p>
+    <w:p>
+      <w:pPr>
+        <w:spacing w:after="160"/>
+        <w:jc w:val="left"/>
+      </w:pPr>
+      <w:r>
+        <w:rPr>
+          <w:sz w:val="20"/>
+          <w:szCs w:val="20"/>
+        </w:rPr>
+        <w:t xml:space="preserve">Os degraus que faltam saem da reunião de 29/09, quando o Robson disser o que tem em mãos. Critério: existe, dá para explicar em uma frase, e não tem logística nem custo por aluno.</w:t>
       </w:r>
     </w:p>
     <w:p>
@@ -5303,6 +5259,21 @@
     </w:p>
     <w:p>
       <w:pPr>
+        <w:spacing w:after="160"/>
+        <w:jc w:val="left"/>
+      </w:pPr>
+      <w:r>
+        <w:rPr>
+          <w:b/>
+          <w:bCs/>
+          <w:sz w:val="20"/>
+          <w:szCs w:val="20"/>
+        </w:rPr>
+        <w:t xml:space="preserve">Não pode escorregar:</w:t>
+      </w:r>
+    </w:p>
+    <w:p>
+      <w:pPr>
         <w:spacing w:after="90"/>
         <w:ind w:left="300" w:hanging="240"/>
       </w:pPr>
@@ -5319,22 +5290,7 @@
           <w:sz w:val="20"/>
           <w:szCs w:val="20"/>
         </w:rPr>
-        <w:t xml:space="preserve">Preço real do Grupo VIP e se pode ser reeditado</w:t>
-      </w:r>
-    </w:p>
-    <w:p>
-      <w:pPr>
-        <w:spacing w:after="160"/>
-        <w:jc w:val="left"/>
-      </w:pPr>
-      <w:r>
-        <w:rPr>
-          <w:b/>
-          <w:bCs/>
-          <w:sz w:val="20"/>
-          <w:szCs w:val="20"/>
-        </w:rPr>
-        <w:t xml:space="preserve">Não pode escorregar:</w:t>
+        <w:t xml:space="preserve">Reunião de concepção em 29/09</w:t>
       </w:r>
     </w:p>
     <w:p>
@@ -5355,7 +5311,7 @@
           <w:sz w:val="20"/>
           <w:szCs w:val="20"/>
         </w:rPr>
-        <w:t xml:space="preserve">Reunião de concepção em 29/09</w:t>
+        <w:t xml:space="preserve">Agenda do Robson bloqueada</w:t>
       </w:r>
     </w:p>
     <w:p>
@@ -5376,7 +5332,7 @@
           <w:sz w:val="20"/>
           <w:szCs w:val="20"/>
         </w:rPr>
-        <w:t xml:space="preserve">Agenda do Robson bloqueada</w:t>
+        <w:t xml:space="preserve">7 conteúdos orgânicos selecionados para o lote 1</w:t>
       </w:r>
     </w:p>
     <w:p>
@@ -5397,7 +5353,7 @@
           <w:sz w:val="20"/>
           <w:szCs w:val="20"/>
         </w:rPr>
-        <w:t xml:space="preserve">7 conteúdos orgânicos selecionados para o lote 1</w:t>
+        <w:t xml:space="preserve">Card/motion final desenhado (2 versões)</w:t>
       </w:r>
     </w:p>
     <w:p>
@@ -5418,7 +5374,7 @@
           <w:sz w:val="20"/>
           <w:szCs w:val="20"/>
         </w:rPr>
-        <w:t xml:space="preserve">Card/motion final desenhado (2 versões)</w:t>
+        <w:t xml:space="preserve">Henri começa os roteiros</w:t>
       </w:r>
     </w:p>
     <w:p>
@@ -5439,7 +5395,7 @@
           <w:sz w:val="20"/>
           <w:szCs w:val="20"/>
         </w:rPr>
-        <w:t xml:space="preserve">Henri começa os roteiros</w:t>
+        <w:t xml:space="preserve">Grupo do FLS criado e tema da live de 29/09 definido</w:t>
       </w:r>
     </w:p>
     <w:p>
@@ -5460,7 +5416,22 @@
           <w:sz w:val="20"/>
           <w:szCs w:val="20"/>
         </w:rPr>
-        <w:t xml:space="preserve">Grupo do FLS criado e tema da live de 29/09 definido</w:t>
+        <w:t xml:space="preserve">28/09: fecha o carrinho do PHI e antecipa a oferta da Black para quem comprou</w:t>
+      </w:r>
+    </w:p>
+    <w:p>
+      <w:pPr>
+        <w:spacing w:after="160"/>
+        <w:jc w:val="left"/>
+      </w:pPr>
+      <w:r>
+        <w:rPr>
+          <w:b/>
+          <w:bCs/>
+          <w:sz w:val="20"/>
+          <w:szCs w:val="20"/>
+        </w:rPr>
+        <w:t xml:space="preserve">Levantar:</w:t>
       </w:r>
     </w:p>
     <w:p>
@@ -5481,22 +5452,7 @@
           <w:sz w:val="20"/>
           <w:szCs w:val="20"/>
         </w:rPr>
-        <w:t xml:space="preserve">28/09: fecha o carrinho do PHI e antecipa a oferta da Black para quem comprou</w:t>
-      </w:r>
-    </w:p>
-    <w:p>
-      <w:pPr>
-        <w:spacing w:after="160"/>
-        <w:jc w:val="left"/>
-      </w:pPr>
-      <w:r>
-        <w:rPr>
-          <w:b/>
-          <w:bCs/>
-          <w:sz w:val="20"/>
-          <w:szCs w:val="20"/>
-        </w:rPr>
-        <w:t xml:space="preserve">Levantar:</w:t>
+        <w:t xml:space="preserve">Custo por disparo de API ← o maior buraco do orçamento</w:t>
       </w:r>
     </w:p>
     <w:p>
@@ -5517,7 +5473,7 @@
           <w:sz w:val="20"/>
           <w:szCs w:val="20"/>
         </w:rPr>
-        <w:t xml:space="preserve">Custo por disparo de API ← o maior buraco do orçamento</w:t>
+        <w:t xml:space="preserve">Quantos alunos únicos existem</w:t>
       </w:r>
     </w:p>
     <w:p>
@@ -5538,7 +5494,7 @@
           <w:sz w:val="20"/>
           <w:szCs w:val="20"/>
         </w:rPr>
-        <w:t xml:space="preserve">Quantos alunos únicos existem</w:t>
+        <w:t xml:space="preserve">Quando caem as renovações das 300 famílias</w:t>
       </w:r>
     </w:p>
     <w:p>
@@ -5559,28 +5515,20 @@
           <w:sz w:val="20"/>
           <w:szCs w:val="20"/>
         </w:rPr>
-        <w:t xml:space="preserve">Quando caem as renovações das 300 famílias</w:t>
-      </w:r>
-    </w:p>
-    <w:p>
-      <w:pPr>
-        <w:spacing w:after="90"/>
-        <w:ind w:left="300" w:hanging="240"/>
-      </w:pPr>
-      <w:r>
-        <w:rPr>
-          <w:color w:val="7B2233"/>
-          <w:sz w:val="22"/>
-          <w:szCs w:val="22"/>
-        </w:rPr>
-        <w:t xml:space="preserve">☐  </w:t>
-      </w:r>
-      <w:r>
-        <w:rPr>
-          <w:sz w:val="20"/>
-          <w:szCs w:val="20"/>
-        </w:rPr>
-        <w:t xml:space="preserve">Se o checkout suporta order bump</w:t>
+        <w:t xml:space="preserve">O que é o Grupo VIP (R$ 114, 99 vendas em 2025, 16% de ascensão) — **não</w:t>
+      </w:r>
+    </w:p>
+    <w:p>
+      <w:pPr>
+        <w:spacing w:after="160"/>
+        <w:jc w:val="left"/>
+      </w:pPr>
+      <w:r>
+        <w:rPr>
+          <w:sz w:val="20"/>
+          <w:szCs w:val="20"/>
+        </w:rPr>
+        <w:t xml:space="preserve">      trava a Black**, mas se for bom vira low ticket do corredor polonês</w:t>
       </w:r>
     </w:p>
     <w:p>

--- a/black-friday-robson-cardenas/Estrategia-Black-Friday-v3-RESUMO.docx
+++ b/black-friday-robson-cardenas/Estrategia-Black-Friday-v3-RESUMO.docx
@@ -1953,7 +1953,39 @@
           <w:sz w:val="20"/>
           <w:szCs w:val="20"/>
         </w:rPr>
-        <w:t xml:space="preserve"> 29/09 · 06/10 · 13/10 · 20/10 · 27/10 · 03/11 · 17/11 </w:t>
+        <w:t xml:space="preserve"> 29/09 · 06/10 · </w:t>
+      </w:r>
+      <w:r>
+        <w:rPr>
+          <w:b/>
+          <w:bCs/>
+          <w:sz w:val="20"/>
+          <w:szCs w:val="20"/>
+        </w:rPr>
+        <w:t xml:space="preserve">13/10 (convidado)</w:t>
+      </w:r>
+      <w:r>
+        <w:rPr>
+          <w:sz w:val="20"/>
+          <w:szCs w:val="20"/>
+        </w:rPr>
+        <w:t xml:space="preserve"> · 20/10 · </w:t>
+      </w:r>
+      <w:r>
+        <w:rPr>
+          <w:b/>
+          <w:bCs/>
+          <w:sz w:val="20"/>
+          <w:szCs w:val="20"/>
+        </w:rPr>
+        <w:t xml:space="preserve">27/10 (convidado)</w:t>
+      </w:r>
+      <w:r>
+        <w:rPr>
+          <w:sz w:val="20"/>
+          <w:szCs w:val="20"/>
+        </w:rPr>
+        <w:t xml:space="preserve"> · 03/11 · 17/11 — nas duas com convidado o Robson entra só nos últimos 15 min, porque são os dias em que ele grava o dia inteiro </w:t>
       </w:r>
       <w:r>
         <w:rPr>
@@ -2142,33 +2174,90 @@
                 <w:sz w:val="18"/>
                 <w:szCs w:val="18"/>
               </w:rPr>
-              <w:t xml:space="preserve">Terças 20h30, de 29/09 a 17/11</w:t>
-            </w:r>
-          </w:p>
-        </w:tc>
-        <w:tc>
-          <w:tcPr>
-            <w:tcW w:type="dxa" w:w="4500"/>
-            <w:tcMar>
-              <w:top w:type="dxa" w:w="80"/>
-              <w:left w:type="dxa" w:w="120"/>
-              <w:bottom w:type="dxa" w:w="80"/>
-              <w:right w:type="dxa" w:w="120"/>
-            </w:tcMar>
-          </w:tcPr>
-          <w:p>
-            <w:pPr>
-              <w:spacing w:after="0" w:before="0"/>
-            </w:pPr>
-            <w:r>
-              <w:rPr>
-                <w:b w:val="false"/>
-                <w:bCs w:val="false"/>
-                <w:color w:val="1C191A"/>
-                <w:sz w:val="18"/>
-                <w:szCs w:val="18"/>
-              </w:rPr>
-              <w:t xml:space="preserve">7 lives do FLS</w:t>
+              <w:t xml:space="preserve">Terças 20h30 — 29/09, 06/10, 20/10, 03/11, 17/11</w:t>
+            </w:r>
+          </w:p>
+        </w:tc>
+        <w:tc>
+          <w:tcPr>
+            <w:tcW w:type="dxa" w:w="4500"/>
+            <w:tcMar>
+              <w:top w:type="dxa" w:w="80"/>
+              <w:left w:type="dxa" w:w="120"/>
+              <w:bottom w:type="dxa" w:w="80"/>
+              <w:right w:type="dxa" w:w="120"/>
+            </w:tcMar>
+          </w:tcPr>
+          <w:p>
+            <w:pPr>
+              <w:spacing w:after="0" w:before="0"/>
+            </w:pPr>
+            <w:r>
+              <w:rPr>
+                <w:b w:val="false"/>
+                <w:bCs w:val="false"/>
+                <w:color w:val="1C191A"/>
+                <w:sz w:val="18"/>
+                <w:szCs w:val="18"/>
+              </w:rPr>
+              <w:t xml:space="preserve">5 lives do FLS conduzidas por ele</w:t>
+            </w:r>
+          </w:p>
+        </w:tc>
+      </w:tr>
+      <w:tr>
+        <w:trPr>
+          <w:tblHeader w:val="false"/>
+        </w:trPr>
+        <w:tc>
+          <w:tcPr>
+            <w:tcW w:type="dxa" w:w="4500"/>
+            <w:tcMar>
+              <w:top w:type="dxa" w:w="80"/>
+              <w:left w:type="dxa" w:w="120"/>
+              <w:bottom w:type="dxa" w:w="80"/>
+              <w:right w:type="dxa" w:w="120"/>
+            </w:tcMar>
+          </w:tcPr>
+          <w:p>
+            <w:pPr>
+              <w:spacing w:after="0" w:before="0"/>
+            </w:pPr>
+            <w:r>
+              <w:rPr>
+                <w:b w:val="false"/>
+                <w:bCs w:val="false"/>
+                <w:color w:val="1C191A"/>
+                <w:sz w:val="18"/>
+                <w:szCs w:val="18"/>
+              </w:rPr>
+              <w:t xml:space="preserve">Terças 20h30 — 13/10 e 27/10</w:t>
+            </w:r>
+          </w:p>
+        </w:tc>
+        <w:tc>
+          <w:tcPr>
+            <w:tcW w:type="dxa" w:w="4500"/>
+            <w:tcMar>
+              <w:top w:type="dxa" w:w="80"/>
+              <w:left w:type="dxa" w:w="120"/>
+              <w:bottom w:type="dxa" w:w="80"/>
+              <w:right w:type="dxa" w:w="120"/>
+            </w:tcMar>
+          </w:tcPr>
+          <w:p>
+            <w:pPr>
+              <w:spacing w:after="0" w:before="0"/>
+            </w:pPr>
+            <w:r>
+              <w:rPr>
+                <w:b w:val="false"/>
+                <w:bCs w:val="false"/>
+                <w:color w:val="1C191A"/>
+                <w:sz w:val="18"/>
+                <w:szCs w:val="18"/>
+              </w:rPr>
+              <w:t xml:space="preserve">FLS com professor convidado — Robson só no fechamento</w:t>
             </w:r>
           </w:p>
         </w:tc>
@@ -2831,6 +2920,63 @@
                 <w:sz w:val="18"/>
                 <w:szCs w:val="18"/>
               </w:rPr>
+              <w:t xml:space="preserve">06/10</w:t>
+            </w:r>
+          </w:p>
+        </w:tc>
+        <w:tc>
+          <w:tcPr>
+            <w:tcW w:type="dxa" w:w="4500"/>
+            <w:tcMar>
+              <w:top w:type="dxa" w:w="80"/>
+              <w:left w:type="dxa" w:w="120"/>
+              <w:bottom w:type="dxa" w:w="80"/>
+              <w:right w:type="dxa" w:w="120"/>
+            </w:tcMar>
+          </w:tcPr>
+          <w:p>
+            <w:pPr>
+              <w:spacing w:after="0" w:before="0"/>
+            </w:pPr>
+            <w:r>
+              <w:rPr>
+                <w:b w:val="false"/>
+                <w:bCs w:val="false"/>
+                <w:color w:val="1C191A"/>
+                <w:sz w:val="18"/>
+                <w:szCs w:val="18"/>
+              </w:rPr>
+              <w:t xml:space="preserve">Convite fechado com os 2 professores convidados (lives de 13/10 e 27/10)</w:t>
+            </w:r>
+          </w:p>
+        </w:tc>
+      </w:tr>
+      <w:tr>
+        <w:trPr>
+          <w:tblHeader w:val="false"/>
+        </w:trPr>
+        <w:tc>
+          <w:tcPr>
+            <w:tcW w:type="dxa" w:w="4500"/>
+            <w:tcMar>
+              <w:top w:type="dxa" w:w="80"/>
+              <w:left w:type="dxa" w:w="120"/>
+              <w:bottom w:type="dxa" w:w="80"/>
+              <w:right w:type="dxa" w:w="120"/>
+            </w:tcMar>
+          </w:tcPr>
+          <w:p>
+            <w:pPr>
+              <w:spacing w:after="0" w:before="0"/>
+            </w:pPr>
+            <w:r>
+              <w:rPr>
+                <w:b/>
+                <w:bCs/>
+                <w:color w:val="1C191A"/>
+                <w:sz w:val="18"/>
+                <w:szCs w:val="18"/>
+              </w:rPr>
               <w:t xml:space="preserve">09/10</w:t>
             </w:r>
           </w:p>
@@ -3756,7 +3902,7 @@
                 <w:sz w:val="18"/>
                 <w:szCs w:val="18"/>
               </w:rPr>
-              <w:t xml:space="preserve">Agenda do Robson · 2 sessões de gravação · coleta de depoimentos</w:t>
+              <w:t xml:space="preserve">Agenda do Robson · 2 sessões de gravação · coleta de depoimentos · convidar e briefar 2 professores do Centro</w:t>
             </w:r>
           </w:p>
         </w:tc>
@@ -5515,7 +5661,7 @@
           <w:sz w:val="20"/>
           <w:szCs w:val="20"/>
         </w:rPr>
-        <w:t xml:space="preserve">O que é o Grupo VIP (R$ 114, 99 vendas em 2025, 16% de ascensão) — **não</w:t>
+        <w:t xml:space="preserve">Quanto custava o Grupo VIP — Alexia diz R$ 29,90, o debriefing implica</w:t>
       </w:r>
     </w:p>
     <w:p>
@@ -5528,7 +5674,7 @@
           <w:sz w:val="20"/>
           <w:szCs w:val="20"/>
         </w:rPr>
-        <w:t xml:space="preserve">      trava a Black**, mas se for bom vira low ticket do corredor polonês</w:t>
+        <w:t xml:space="preserve">      R$ 114. Não afeta a Black</w:t>
       </w:r>
     </w:p>
     <w:p>
@@ -5685,6 +5831,180 @@
           <w:szCs w:val="20"/>
         </w:rPr>
         <w:t xml:space="preserve"> — nenhum lançamento em 2026, conversão em queda. A média histórica é R$ 44 mil por lançamento.</w:t>
+      </w:r>
+    </w:p>
+    <w:p>
+      <w:pPr>
+        <w:pBdr>
+          <w:bottom w:val="single" w:color="D9D2D0" w:sz="4"/>
+        </w:pBdr>
+        <w:spacing w:after="160" w:before="160"/>
+      </w:pPr>
+      <w:r>
+        <w:rPr>
+          <w:sz w:val="8"/>
+          <w:szCs w:val="8"/>
+        </w:rPr>
+        <w:t xml:space="preserve"/>
+      </w:r>
+    </w:p>
+    <w:p>
+      <w:pPr>
+        <w:pStyle w:val="Heading1"/>
+        <w:spacing w:after="140" w:before="400"/>
+      </w:pPr>
+      <w:r>
+        <w:rPr>
+          <w:b/>
+          <w:bCs/>
+          <w:color w:val="7B2233"/>
+          <w:sz w:val="34"/>
+          <w:szCs w:val="34"/>
+        </w:rPr>
+        <w:t xml:space="preserve">O QUE ERA O GRUPO VIP — resolvido</w:t>
+      </w:r>
+    </w:p>
+    <w:p>
+      <w:pPr>
+        <w:spacing w:after="160"/>
+        <w:jc w:val="left"/>
+      </w:pPr>
+      <w:r>
+        <w:rPr>
+          <w:b/>
+          <w:bCs/>
+          <w:sz w:val="20"/>
+          <w:szCs w:val="20"/>
+        </w:rPr>
+        <w:t xml:space="preserve">Era ingresso de lançamento pago.</w:t>
+      </w:r>
+      <w:r>
+        <w:rPr>
+          <w:sz w:val="20"/>
+          <w:szCs w:val="20"/>
+        </w:rPr>
+        <w:t xml:space="preserve"> Nos lançamentos gratuitos de 3 dias, as aulas da noite com o Robson eram abertas; quem pagava o VIP levava as </w:t>
+      </w:r>
+      <w:r>
+        <w:rPr>
+          <w:b/>
+          <w:bCs/>
+          <w:sz w:val="20"/>
+          <w:szCs w:val="20"/>
+        </w:rPr>
+        <w:t xml:space="preserve">aulas diurnas com os outros professores do Centro</w:t>
+      </w:r>
+      <w:r>
+        <w:rPr>
+          <w:sz w:val="20"/>
+          <w:szCs w:val="20"/>
+        </w:rPr>
+        <w:t xml:space="preserve">, as gravações delas e uma condição melhor no curso no fim. (Fonte: Alexia, 24/09/2026.)</w:t>
+      </w:r>
+    </w:p>
+    <w:p>
+      <w:pPr>
+        <w:spacing w:after="160"/>
+        <w:jc w:val="left"/>
+      </w:pPr>
+      <w:r>
+        <w:rPr>
+          <w:b/>
+          <w:bCs/>
+          <w:sz w:val="20"/>
+          <w:szCs w:val="20"/>
+        </w:rPr>
+        <w:t xml:space="preserve">Duas consequências:</w:t>
+      </w:r>
+    </w:p>
+    <w:p>
+      <w:pPr>
+        <w:pStyle w:val="ListParagraph"/>
+        <w:numPr>
+          <w:ilvl w:val="0"/>
+          <w:numId w:val="1"/>
+        </w:numPr>
+        <w:spacing w:after="90"/>
+      </w:pPr>
+      <w:r>
+        <w:rPr>
+          <w:b/>
+          <w:bCs/>
+          <w:sz w:val="20"/>
+          <w:szCs w:val="20"/>
+        </w:rPr>
+        <w:t xml:space="preserve">Os 99 compradores de VIP são alunos</w:t>
+      </w:r>
+      <w:r>
+        <w:rPr>
+          <w:sz w:val="20"/>
+          <w:szCs w:val="20"/>
+        </w:rPr>
+        <w:t xml:space="preserve"> e levam R$ 697 — regra literal do Leandro sobre ingresso de lançamento pago.</w:t>
+      </w:r>
+    </w:p>
+    <w:p>
+      <w:pPr>
+        <w:pStyle w:val="ListParagraph"/>
+        <w:numPr>
+          <w:ilvl w:val="0"/>
+          <w:numId w:val="1"/>
+        </w:numPr>
+        <w:spacing w:after="90"/>
+      </w:pPr>
+      <w:r>
+        <w:rPr>
+          <w:b/>
+          <w:bCs/>
+          <w:sz w:val="20"/>
+          <w:szCs w:val="20"/>
+        </w:rPr>
+        <w:t xml:space="preserve">Não entra nesta Black.</w:t>
+      </w:r>
+      <w:r>
+        <w:rPr>
+          <w:sz w:val="20"/>
+          <w:szCs w:val="20"/>
+        </w:rPr>
+        <w:t xml:space="preserve"> Um ingresso barato que dá condição de aluno seria vender R$ 300 de desconto por R$ 29,90 — R$ 27 mil a menos no cenário base. E a Black não tem evento de conteúdo para vender ingresso: tem um pitch.</w:t>
+      </w:r>
+    </w:p>
+    <w:p>
+      <w:pPr>
+        <w:spacing w:after="160"/>
+        <w:jc w:val="left"/>
+      </w:pPr>
+      <w:r>
+        <w:rPr>
+          <w:b/>
+          <w:bCs/>
+          <w:sz w:val="20"/>
+          <w:szCs w:val="20"/>
+        </w:rPr>
+        <w:t xml:space="preserve">O que aproveitamos:</w:t>
+      </w:r>
+      <w:r>
+        <w:rPr>
+          <w:sz w:val="20"/>
+          <w:szCs w:val="20"/>
+        </w:rPr>
+        <w:t xml:space="preserve"> os outros professores, nas lives de 13/10 e 27/10. </w:t>
+      </w:r>
+      <w:r>
+        <w:rPr>
+          <w:b/>
+          <w:bCs/>
+          <w:sz w:val="20"/>
+          <w:szCs w:val="20"/>
+        </w:rPr>
+        <w:t xml:space="preserve">O que guardamos:</w:t>
+      </w:r>
+      <w:r>
+        <w:rPr>
+          <w:sz w:val="20"/>
+          <w:szCs w:val="20"/>
+        </w:rPr>
+        <w:t xml:space="preserve"> o modelo do VIP para o próximo lançamento gratuito, em 2027.</w:t>
       </w:r>
     </w:p>
     <w:sectPr>
